--- a/paper/paper.docx
+++ b/paper/paper.docx
@@ -7,225 +7,6 @@
         <w:pStyle w:val="Title"/>
       </w:pPr>
       <w:r>
-        <w:t xml:space="preserve">biometryassist:</w:t>
-      </w:r>
-      <w:r>
-        <w:t xml:space="preserve"> </w:t>
-      </w:r>
-      <w:r>
-        <w:t xml:space="preserve">an</w:t>
-      </w:r>
-      <w:r>
-        <w:t xml:space="preserve"> </w:t>
-      </w:r>
-      <w:r>
-        <w:t xml:space="preserve">R</w:t>
-      </w:r>
-      <w:r>
-        <w:t xml:space="preserve"> </w:t>
-      </w:r>
-      <w:r>
-        <w:t xml:space="preserve">package</w:t>
-      </w:r>
-      <w:r>
-        <w:t xml:space="preserve"> </w:t>
-      </w:r>
-      <w:r>
-        <w:t xml:space="preserve">to</w:t>
-      </w:r>
-      <w:r>
-        <w:t xml:space="preserve"> </w:t>
-      </w:r>
-      <w:r>
-        <w:t xml:space="preserve">aid</w:t>
-      </w:r>
-      <w:r>
-        <w:t xml:space="preserve"> </w:t>
-      </w:r>
-      <w:r>
-        <w:t xml:space="preserve">the</w:t>
-      </w:r>
-      <w:r>
-        <w:t xml:space="preserve"> </w:t>
-      </w:r>
-      <w:r>
-        <w:t xml:space="preserve">design</w:t>
-      </w:r>
-      <w:r>
-        <w:t xml:space="preserve"> </w:t>
-      </w:r>
-      <w:r>
-        <w:t xml:space="preserve">and</w:t>
-      </w:r>
-      <w:r>
-        <w:t xml:space="preserve"> </w:t>
-      </w:r>
-      <w:r>
-        <w:t xml:space="preserve">analysis</w:t>
-      </w:r>
-      <w:r>
-        <w:t xml:space="preserve"> </w:t>
-      </w:r>
-      <w:r>
-        <w:t xml:space="preserve">of</w:t>
-      </w:r>
-      <w:r>
-        <w:t xml:space="preserve"> </w:t>
-      </w:r>
-      <w:r>
-        <w:t xml:space="preserve">agronomic-style</w:t>
-      </w:r>
-      <w:r>
-        <w:t xml:space="preserve"> </w:t>
-      </w:r>
-      <w:r>
-        <w:t xml:space="preserve">experiments</w:t>
-      </w:r>
-    </w:p>
-    <w:p>
-      <w:pPr>
-        <w:pStyle w:val="Date"/>
-      </w:pPr>
-      <w:r>
-        <w:t xml:space="preserve">2025-06-17</w:t>
-      </w:r>
-    </w:p>
-    <w:p>
-      <w:pPr>
-        <w:pStyle w:val="Compact"/>
-        <w:numPr>
-          <w:ilvl w:val="0"/>
-          <w:numId w:val="1001"/>
-        </w:numPr>
-      </w:pPr>
-      <w:r>
-        <w:t xml:space="preserve">☐ A list of the authors of the software and their affiliations, using the correct format (see the example below).</w:t>
-      </w:r>
-    </w:p>
-    <w:p>
-      <w:pPr>
-        <w:pStyle w:val="Compact"/>
-        <w:numPr>
-          <w:ilvl w:val="0"/>
-          <w:numId w:val="1001"/>
-        </w:numPr>
-      </w:pPr>
-      <w:r>
-        <w:t xml:space="preserve">☐ A summary describing the high-level functionality and purpose of the software for a diverse, non-specialist audience.</w:t>
-      </w:r>
-    </w:p>
-    <w:p>
-      <w:pPr>
-        <w:pStyle w:val="Compact"/>
-        <w:numPr>
-          <w:ilvl w:val="0"/>
-          <w:numId w:val="1001"/>
-        </w:numPr>
-      </w:pPr>
-      <w:r>
-        <w:t xml:space="preserve">☐ A Statement of need section that clearly illustrates the research purpose of the software and places it in the context of related work.</w:t>
-      </w:r>
-    </w:p>
-    <w:p>
-      <w:pPr>
-        <w:pStyle w:val="Compact"/>
-        <w:numPr>
-          <w:ilvl w:val="1"/>
-          <w:numId w:val="1002"/>
-        </w:numPr>
-      </w:pPr>
-      <w:r>
-        <w:t xml:space="preserve">Link to the workshops</w:t>
-      </w:r>
-    </w:p>
-    <w:p>
-      <w:pPr>
-        <w:pStyle w:val="Compact"/>
-        <w:numPr>
-          <w:ilvl w:val="1"/>
-          <w:numId w:val="1002"/>
-        </w:numPr>
-      </w:pPr>
-      <w:r>
-        <w:t xml:space="preserve">Makes things a lot easier, especially for beginners</w:t>
-      </w:r>
-    </w:p>
-    <w:p>
-      <w:pPr>
-        <w:pStyle w:val="Compact"/>
-        <w:numPr>
-          <w:ilvl w:val="1"/>
-          <w:numId w:val="1002"/>
-        </w:numPr>
-      </w:pPr>
-      <w:r>
-        <w:t xml:space="preserve">Not only ag, more widely used as well</w:t>
-      </w:r>
-    </w:p>
-    <w:p>
-      <w:pPr>
-        <w:pStyle w:val="Compact"/>
-        <w:numPr>
-          <w:ilvl w:val="0"/>
-          <w:numId w:val="1001"/>
-        </w:numPr>
-      </w:pPr>
-      <w:r>
-        <w:t xml:space="preserve">☐ A list of key references, including to other software addressing related needs. Note that the references should include full names of venues, e.g., journals and conferences, not abbreviations only understood in the context of a specific discipline.</w:t>
-      </w:r>
-    </w:p>
-    <w:p>
-      <w:pPr>
-        <w:pStyle w:val="Compact"/>
-        <w:numPr>
-          <w:ilvl w:val="0"/>
-          <w:numId w:val="1001"/>
-        </w:numPr>
-      </w:pPr>
-      <w:r>
-        <w:t xml:space="preserve">☐ Mention (if applicable) a representative set of past or ongoing research projects using the software and recent scholarly publications enabled by it.</w:t>
-      </w:r>
-    </w:p>
-    <w:p>
-      <w:pPr>
-        <w:pStyle w:val="Compact"/>
-        <w:numPr>
-          <w:ilvl w:val="0"/>
-          <w:numId w:val="1001"/>
-        </w:numPr>
-      </w:pPr>
-      <w:r>
-        <w:t xml:space="preserve">☐ Acknowledgement of any financial support.</w:t>
-      </w:r>
-    </w:p>
-    <w:bookmarkStart w:id="23" w:name="summary"/>
-    <w:p>
-      <w:pPr>
-        <w:pStyle w:val="Heading1"/>
-      </w:pPr>
-      <w:r>
-        <w:t xml:space="preserve">Summary</w:t>
-      </w:r>
-    </w:p>
-    <w:p>
-      <w:pPr>
-        <w:pStyle w:val="FirstParagraph"/>
-      </w:pPr>
-      <w:r>
-        <w:t xml:space="preserve">Researchers and biometricians working in agriculture often face challenges in generating, randomising, and analysing field experiments with complex layouts. Designing agricultural experiments that are both statistically valid and practical in the field is a complex task, and analysing those experiments can be even more challenging.</w:t>
-      </w:r>
-    </w:p>
-    <w:p>
-      <w:pPr>
-        <w:pStyle w:val="BodyText"/>
-      </w:pPr>
-      <w:r>
-        <w:t xml:space="preserve">To assist researchers with practising the concepts taught in our biometry training workshops, we developed the</w:t>
-      </w:r>
-      <w:r>
-        <w:t xml:space="preserve"> </w:t>
-      </w:r>
-      <w:r>
         <w:rPr>
           <w:i/>
           <w:iCs/>
@@ -233,6 +14,44 @@
         <w:t xml:space="preserve">biometryassist</w:t>
       </w:r>
       <w:r>
+        <w:t xml:space="preserve">: an R package to aid the design and analysis of agronomic experiments</w:t>
+      </w:r>
+    </w:p>
+    <w:p>
+      <w:pPr>
+        <w:pStyle w:val="Date"/>
+      </w:pPr>
+      <w:r>
+        <w:t xml:space="preserve">2026-06-01</w:t>
+      </w:r>
+    </w:p>
+    <w:bookmarkStart w:id="10" w:name="summary"/>
+    <w:p>
+      <w:pPr>
+        <w:pStyle w:val="Heading1"/>
+      </w:pPr>
+      <w:r>
+        <w:t xml:space="preserve">Summary</w:t>
+      </w:r>
+    </w:p>
+    <w:p>
+      <w:pPr>
+        <w:pStyle w:val="FirstParagraph"/>
+      </w:pPr>
+      <w:r>
+        <w:t xml:space="preserve">We developed the</w:t>
+      </w:r>
+      <w:r>
+        <w:t xml:space="preserve"> </w:t>
+      </w:r>
+      <w:r>
+        <w:rPr>
+          <w:i/>
+          <w:iCs/>
+        </w:rPr>
+        <w:t xml:space="preserve">biometryassist</w:t>
+      </w:r>
+      <w:r>
         <w:t xml:space="preserve"> </w:t>
       </w:r>
       <w:r>
@@ -242,18 +61,26 @@
         <w:t xml:space="preserve"> </w:t>
       </w:r>
       <w:r>
-        <w:t xml:space="preserve">(Nielsen, Rogers, and Conway 2024)</w:t>
-      </w:r>
-      <w:r>
-        <w:t xml:space="preserve"> </w:t>
-      </w:r>
-      <w:r>
-        <w:t xml:space="preserve">to provide easy access to documentation and helper functions, together with a companion website, accessible at:</w:t>
-      </w:r>
-      <w:r>
-        <w:t xml:space="preserve"> </w:t>
-      </w:r>
-      <w:hyperlink r:id="rId20">
+        <w:t xml:space="preserve">(Nielsen et al. 2026)</w:t>
+      </w:r>
+      <w:r>
+        <w:t xml:space="preserve"> </w:t>
+      </w:r>
+      <w:r>
+        <w:t xml:space="preserve">to provide helper functions and documentation supporting the design and analysis of agronomic field experiments, and have published it on the Comprehensive R Archive Network (CRAN). Its functions cover the common steps of a field trial workflow, including generating and randomising experimental designs, fitting and checking mixed models, and presenting the results. We designed them for agricultural researchers who need robust analyses but may have limited statistical or programming experience.</w:t>
+      </w:r>
+    </w:p>
+    <w:p>
+      <w:pPr>
+        <w:pStyle w:val="BodyText"/>
+      </w:pPr>
+      <w:r>
+        <w:t xml:space="preserve">The package also serves as a companion to our biometry training workshops at the Biometry Hub, Adelaide University, where we use it to reduce the cognitive load on participants so that emphasis remains on statistical concepts and interpretation rather than software mechanics. The functions and documentation deliberately align with the concepts taught, so participants can continue using the package in their own work after the workshops, alongside researchers who adopt it independently. We maintain a companion website with comprehensive documentation and usage examples at</w:t>
+      </w:r>
+      <w:r>
+        <w:t xml:space="preserve"> </w:t>
+      </w:r>
+      <w:hyperlink r:id="rId9">
         <w:r>
           <w:rPr>
             <w:rStyle w:val="Hyperlink"/>
@@ -262,7 +89,34 @@
         </w:r>
       </w:hyperlink>
       <w:r>
-        <w:t xml:space="preserve">. The package is published publicly on the Comprehensive R Archive Network (CRAN), and is carefully designed to enhance the user experience of designing and analysing agronomic field trials, and to support researchers in their projects with best practice statistical techniques.</w:t>
+        <w:t xml:space="preserve">.</w:t>
+      </w:r>
+    </w:p>
+    <w:bookmarkEnd w:id="10"/>
+    <w:bookmarkStart w:id="11" w:name="statement-of-need"/>
+    <w:p>
+      <w:pPr>
+        <w:pStyle w:val="Heading1"/>
+      </w:pPr>
+      <w:r>
+        <w:t xml:space="preserve">Statement of need</w:t>
+      </w:r>
+    </w:p>
+    <w:p>
+      <w:pPr>
+        <w:pStyle w:val="FirstParagraph"/>
+      </w:pPr>
+      <w:r>
+        <w:t xml:space="preserve">Agricultural researchers are often expected to design and analyse their own experiments, yet rigorous experimental design and mixed-model analysis draw on statistical methods that fall outside most researchers’ training</w:t>
+      </w:r>
+      <w:r>
+        <w:t xml:space="preserve"> </w:t>
+      </w:r>
+      <w:r>
+        <w:t xml:space="preserve">(Kozak 2016)</w:t>
+      </w:r>
+      <w:r>
+        <w:t xml:space="preserve">. In R, these tasks are typically spread across several packages, each with its own conventions and syntax, and learning to navigate them adds effort that has little to do with the statistics. This can distract from understanding the underlying concepts and interpreting the results.</w:t>
       </w:r>
     </w:p>
     <w:p>
@@ -270,7 +124,167 @@
         <w:pStyle w:val="BodyText"/>
       </w:pPr>
       <w:r>
-        <w:t xml:space="preserve">The biometryassist package is utilised in each workshop of the series, and includes explanations and usage examples of the relevant functions to aid the participants’ understanding of the statistical concepts.</w:t>
+        <w:t xml:space="preserve">We wrote</w:t>
+      </w:r>
+      <w:r>
+        <w:t xml:space="preserve"> </w:t>
+      </w:r>
+      <w:r>
+        <w:rPr>
+          <w:i/>
+          <w:iCs/>
+        </w:rPr>
+        <w:t xml:space="preserve">biometryassist</w:t>
+      </w:r>
+      <w:r>
+        <w:t xml:space="preserve"> </w:t>
+      </w:r>
+      <w:r>
+        <w:t xml:space="preserve">in response to this, having seen through a long-running biometry training workshop series that participants consistently struggled with software mechanics as well as the statistics. The package provides a consistent interface across the key steps of an agricultural experiment, allowing users to concentrate on statistical reasoning instead of the software itself. We built it primarily for researchers, agronomists, and applied scientists who require statistically sound analyses but may not have extensive programming experience, though it applies wherever designed experiments are analysed.</w:t>
+      </w:r>
+    </w:p>
+    <w:bookmarkEnd w:id="11"/>
+    <w:bookmarkStart w:id="12" w:name="state-of-the-field"/>
+    <w:p>
+      <w:pPr>
+        <w:pStyle w:val="Heading1"/>
+      </w:pPr>
+      <w:r>
+        <w:t xml:space="preserve">State of the field</w:t>
+      </w:r>
+    </w:p>
+    <w:p>
+      <w:pPr>
+        <w:pStyle w:val="FirstParagraph"/>
+      </w:pPr>
+      <w:r>
+        <w:t xml:space="preserve">Several R packages address individual stages of the field trial process. Experimental designs can be generated by</w:t>
+      </w:r>
+      <w:r>
+        <w:t xml:space="preserve"> </w:t>
+      </w:r>
+      <w:r>
+        <w:rPr>
+          <w:rStyle w:val="VerbatimChar"/>
+        </w:rPr>
+        <w:t xml:space="preserve">agricolae</w:t>
+      </w:r>
+      <w:r>
+        <w:t xml:space="preserve"> </w:t>
+      </w:r>
+      <w:r>
+        <w:t xml:space="preserve">(</w:t>
+      </w:r>
+      <w:r>
+        <w:t xml:space="preserve">de Mendiburu</w:t>
+      </w:r>
+      <w:r>
+        <w:t xml:space="preserve"> </w:t>
+      </w:r>
+      <w:r>
+        <w:t xml:space="preserve">2023)</w:t>
+      </w:r>
+      <w:r>
+        <w:t xml:space="preserve">,</w:t>
+      </w:r>
+      <w:r>
+        <w:t xml:space="preserve"> </w:t>
+      </w:r>
+      <w:r>
+        <w:rPr>
+          <w:rStyle w:val="VerbatimChar"/>
+        </w:rPr>
+        <w:t xml:space="preserve">dae</w:t>
+      </w:r>
+      <w:r>
+        <w:t xml:space="preserve"> </w:t>
+      </w:r>
+      <w:r>
+        <w:t xml:space="preserve">(Brien 2025)</w:t>
+      </w:r>
+      <w:r>
+        <w:t xml:space="preserve">, and</w:t>
+      </w:r>
+      <w:r>
+        <w:t xml:space="preserve"> </w:t>
+      </w:r>
+      <w:r>
+        <w:rPr>
+          <w:rStyle w:val="VerbatimChar"/>
+        </w:rPr>
+        <w:t xml:space="preserve">edibble</w:t>
+      </w:r>
+      <w:r>
+        <w:t xml:space="preserve"> </w:t>
+      </w:r>
+      <w:r>
+        <w:t xml:space="preserve">(Tanaka 2023)</w:t>
+      </w:r>
+      <w:r>
+        <w:t xml:space="preserve">; linear mixed models can be fitted with ASReml-R</w:t>
+      </w:r>
+      <w:r>
+        <w:t xml:space="preserve"> </w:t>
+      </w:r>
+      <w:r>
+        <w:t xml:space="preserve">(The VSNi Team 2023)</w:t>
+      </w:r>
+      <w:r>
+        <w:t xml:space="preserve">,</w:t>
+      </w:r>
+      <w:r>
+        <w:t xml:space="preserve"> </w:t>
+      </w:r>
+      <w:r>
+        <w:rPr>
+          <w:rStyle w:val="VerbatimChar"/>
+        </w:rPr>
+        <w:t xml:space="preserve">lme4</w:t>
+      </w:r>
+      <w:r>
+        <w:t xml:space="preserve"> </w:t>
+      </w:r>
+      <w:r>
+        <w:t xml:space="preserve">(Bates et al. 2015)</w:t>
+      </w:r>
+      <w:r>
+        <w:t xml:space="preserve">, or</w:t>
+      </w:r>
+      <w:r>
+        <w:t xml:space="preserve"> </w:t>
+      </w:r>
+      <w:r>
+        <w:rPr>
+          <w:rStyle w:val="VerbatimChar"/>
+        </w:rPr>
+        <w:t xml:space="preserve">nlme</w:t>
+      </w:r>
+      <w:r>
+        <w:t xml:space="preserve"> </w:t>
+      </w:r>
+      <w:r>
+        <w:t xml:space="preserve">(Pinheiro et al. 2026)</w:t>
+      </w:r>
+      <w:r>
+        <w:t xml:space="preserve">; and post-hoc inference can be provided by</w:t>
+      </w:r>
+      <w:r>
+        <w:t xml:space="preserve"> </w:t>
+      </w:r>
+      <w:r>
+        <w:rPr>
+          <w:rStyle w:val="VerbatimChar"/>
+        </w:rPr>
+        <w:t xml:space="preserve">emmeans</w:t>
+      </w:r>
+      <w:r>
+        <w:t xml:space="preserve"> </w:t>
+      </w:r>
+      <w:r>
+        <w:t xml:space="preserve">(Lenth and Piaskowski 2026)</w:t>
+      </w:r>
+      <w:r>
+        <w:t xml:space="preserve">. No single tool spans the full process however, and combining several requires reconciling different syntax, conventions, and documentation standards.</w:t>
       </w:r>
     </w:p>
     <w:p>
@@ -278,7 +292,23 @@
         <w:pStyle w:val="BodyText"/>
       </w:pPr>
       <w:r>
-        <w:t xml:space="preserve">The</w:t>
+        <w:t xml:space="preserve">We did not build</w:t>
+      </w:r>
+      <w:r>
+        <w:t xml:space="preserve"> </w:t>
+      </w:r>
+      <w:r>
+        <w:rPr>
+          <w:i/>
+          <w:iCs/>
+        </w:rPr>
+        <w:t xml:space="preserve">biometryassist</w:t>
+      </w:r>
+      <w:r>
+        <w:t xml:space="preserve"> </w:t>
+      </w:r>
+      <w:r>
+        <w:t xml:space="preserve">to replace these packages, but to wrap and extend them within one consistently documented interface. Our case for a new package rather than contributing to an existing one is straightforward: no existing package had the scope required, and the fragmentation is architectural. Improving post-hoc testing in</w:t>
       </w:r>
       <w:r>
         <w:t xml:space="preserve"> </w:t>
@@ -287,13 +317,578 @@
         <w:rPr>
           <w:rStyle w:val="VerbatimChar"/>
         </w:rPr>
+        <w:t xml:space="preserve">emmeans</w:t>
+      </w:r>
+      <w:r>
+        <w:t xml:space="preserve">, for example, would not address the design or reporting stages, nor reduce the number of packages a user must load. The documentation in</w:t>
+      </w:r>
+      <w:r>
+        <w:t xml:space="preserve"> </w:t>
+      </w:r>
+      <w:r>
+        <w:rPr>
+          <w:rStyle w:val="VerbatimChar"/>
+        </w:rPr>
+        <w:t xml:space="preserve">agricolae</w:t>
+      </w:r>
+      <w:r>
+        <w:t xml:space="preserve"> </w:t>
+      </w:r>
+      <w:r>
+        <w:t xml:space="preserve">was a particular motivation for us: its sparse and inconsistent help pages were a recurring obstacle in our workshops, and approachable documentation was one of our explicit goals.</w:t>
+      </w:r>
+    </w:p>
+    <w:p>
+      <w:pPr>
+        <w:pStyle w:val="BodyText"/>
+      </w:pPr>
+      <w:r>
+        <w:t xml:space="preserve">The package also provides capabilities not available elsewhere. Buffer rows and columns can be added to generated designs for example, which is common practice in agronomic trials but unsupported by other design packages. Designs can also be exported directly to formatted Excel workbooks with a colour-coded field layout together with a spreadsheet experiment field book. The analysis functions reduce a typical analysis from around 50 lines of code across several packages to about 10, using one package, or two with ASReml-R. Fitting models remains outside the scope of</w:t>
+      </w:r>
+      <w:r>
+        <w:t xml:space="preserve"> </w:t>
+      </w:r>
+      <w:r>
+        <w:rPr>
+          <w:i/>
+          <w:iCs/>
+        </w:rPr>
         <w:t xml:space="preserve">biometryassist</w:t>
       </w:r>
       <w:r>
         <w:t xml:space="preserve"> </w:t>
       </w:r>
       <w:r>
-        <w:t xml:space="preserve">package is available on</w:t>
+        <w:t xml:space="preserve">as the complexity of this task is better handled by the specialised packages already available. The package is fully open source and released under the MIT License.</w:t>
+      </w:r>
+    </w:p>
+    <w:bookmarkEnd w:id="12"/>
+    <w:bookmarkStart w:id="13" w:name="software-design"/>
+    <w:p>
+      <w:pPr>
+        <w:pStyle w:val="Heading1"/>
+      </w:pPr>
+      <w:r>
+        <w:t xml:space="preserve">Software design</w:t>
+      </w:r>
+    </w:p>
+    <w:p>
+      <w:pPr>
+        <w:pStyle w:val="FirstParagraph"/>
+      </w:pPr>
+      <w:r>
+        <w:t xml:space="preserve">We organised the functions in</w:t>
+      </w:r>
+      <w:r>
+        <w:t xml:space="preserve"> </w:t>
+      </w:r>
+      <w:r>
+        <w:rPr>
+          <w:i/>
+          <w:iCs/>
+        </w:rPr>
+        <w:t xml:space="preserve">biometryassist</w:t>
+      </w:r>
+      <w:r>
+        <w:t xml:space="preserve"> </w:t>
+      </w:r>
+      <w:r>
+        <w:t xml:space="preserve">into three categories: design, for generating and randomising experimental layouts (</w:t>
+      </w:r>
+      <w:r>
+        <w:rPr>
+          <w:rStyle w:val="VerbatimChar"/>
+        </w:rPr>
+        <w:t xml:space="preserve">design()</w:t>
+      </w:r>
+      <w:r>
+        <w:t xml:space="preserve">), adding buffer plots (</w:t>
+      </w:r>
+      <w:r>
+        <w:rPr>
+          <w:rStyle w:val="VerbatimChar"/>
+        </w:rPr>
+        <w:t xml:space="preserve">add_buffers()</w:t>
+      </w:r>
+      <w:r>
+        <w:t xml:space="preserve">), and exporting them to formatted Excel workbooks (</w:t>
+      </w:r>
+      <w:r>
+        <w:rPr>
+          <w:rStyle w:val="VerbatimChar"/>
+        </w:rPr>
+        <w:t xml:space="preserve">export_design_to_excel()</w:t>
+      </w:r>
+      <w:r>
+        <w:t xml:space="preserve">); analysis, covering model checking, post-hoc testing, and prediction (</w:t>
+      </w:r>
+      <w:r>
+        <w:rPr>
+          <w:rStyle w:val="VerbatimChar"/>
+        </w:rPr>
+        <w:t xml:space="preserve">resplot()</w:t>
+      </w:r>
+      <w:r>
+        <w:t xml:space="preserve">,</w:t>
+      </w:r>
+      <w:r>
+        <w:t xml:space="preserve"> </w:t>
+      </w:r>
+      <w:r>
+        <w:rPr>
+          <w:rStyle w:val="VerbatimChar"/>
+        </w:rPr>
+        <w:t xml:space="preserve">variogram()</w:t>
+      </w:r>
+      <w:r>
+        <w:t xml:space="preserve">,</w:t>
+      </w:r>
+      <w:r>
+        <w:t xml:space="preserve"> </w:t>
+      </w:r>
+      <w:r>
+        <w:rPr>
+          <w:rStyle w:val="VerbatimChar"/>
+        </w:rPr>
+        <w:t xml:space="preserve">multiple_comparisons()</w:t>
+      </w:r>
+      <w:r>
+        <w:t xml:space="preserve"> </w:t>
+      </w:r>
+      <w:r>
+        <w:t xml:space="preserve">and</w:t>
+      </w:r>
+      <w:r>
+        <w:t xml:space="preserve"> </w:t>
+      </w:r>
+      <w:r>
+        <w:rPr>
+          <w:rStyle w:val="VerbatimChar"/>
+        </w:rPr>
+        <w:t xml:space="preserve">autoplot()</w:t>
+      </w:r>
+      <w:r>
+        <w:t xml:space="preserve">); and utilities, including installation helpers (</w:t>
+      </w:r>
+      <w:r>
+        <w:rPr>
+          <w:rStyle w:val="VerbatimChar"/>
+        </w:rPr>
+        <w:t xml:space="preserve">install_asreml()</w:t>
+      </w:r>
+      <w:r>
+        <w:t xml:space="preserve">) and reporting templates (</w:t>
+      </w:r>
+      <w:r>
+        <w:rPr>
+          <w:rStyle w:val="VerbatimChar"/>
+        </w:rPr>
+        <w:t xml:space="preserve">use_template()</w:t>
+      </w:r>
+      <w:r>
+        <w:t xml:space="preserve">). This structure mirrors the stages of a typical field trial and follows the sequence of topics we cover in the workshops.</w:t>
+      </w:r>
+    </w:p>
+    <w:p>
+      <w:pPr>
+        <w:pStyle w:val="BodyText"/>
+      </w:pPr>
+      <w:r>
+        <w:t xml:space="preserve">We chose function names and terminology to reflect how concepts are taught rather than how they are implemented, intending names such as</w:t>
+      </w:r>
+      <w:r>
+        <w:t xml:space="preserve"> </w:t>
+      </w:r>
+      <w:r>
+        <w:rPr>
+          <w:rStyle w:val="VerbatimChar"/>
+        </w:rPr>
+        <w:t xml:space="preserve">design()</w:t>
+      </w:r>
+      <w:r>
+        <w:t xml:space="preserve"> </w:t>
+      </w:r>
+      <w:r>
+        <w:t xml:space="preserve">and</w:t>
+      </w:r>
+      <w:r>
+        <w:t xml:space="preserve"> </w:t>
+      </w:r>
+      <w:r>
+        <w:rPr>
+          <w:rStyle w:val="VerbatimChar"/>
+        </w:rPr>
+        <w:t xml:space="preserve">multiple_comparisons()</w:t>
+      </w:r>
+      <w:r>
+        <w:t xml:space="preserve"> </w:t>
+      </w:r>
+      <w:r>
+        <w:t xml:space="preserve">to be self-explanatory to a researcher with little prior R experience.</w:t>
+      </w:r>
+    </w:p>
+    <w:p>
+      <w:pPr>
+        <w:pStyle w:val="BodyText"/>
+      </w:pPr>
+      <w:r>
+        <w:t xml:space="preserve">For model fitting,</w:t>
+      </w:r>
+      <w:r>
+        <w:t xml:space="preserve"> </w:t>
+      </w:r>
+      <w:r>
+        <w:rPr>
+          <w:i/>
+          <w:iCs/>
+        </w:rPr>
+        <w:t xml:space="preserve">biometryassist</w:t>
+      </w:r>
+      <w:r>
+        <w:t xml:space="preserve"> </w:t>
+      </w:r>
+      <w:r>
+        <w:t xml:space="preserve">supports ASReml-R</w:t>
+      </w:r>
+      <w:r>
+        <w:t xml:space="preserve"> </w:t>
+      </w:r>
+      <w:r>
+        <w:t xml:space="preserve">(The VSNi Team 2023)</w:t>
+      </w:r>
+      <w:r>
+        <w:t xml:space="preserve">,</w:t>
+      </w:r>
+      <w:r>
+        <w:t xml:space="preserve"> </w:t>
+      </w:r>
+      <w:r>
+        <w:rPr>
+          <w:rStyle w:val="VerbatimChar"/>
+        </w:rPr>
+        <w:t xml:space="preserve">lme4</w:t>
+      </w:r>
+      <w:r>
+        <w:t xml:space="preserve"> </w:t>
+      </w:r>
+      <w:r>
+        <w:t xml:space="preserve">(Bates et al. 2015)</w:t>
+      </w:r>
+      <w:r>
+        <w:t xml:space="preserve">,</w:t>
+      </w:r>
+      <w:r>
+        <w:t xml:space="preserve"> </w:t>
+      </w:r>
+      <w:r>
+        <w:rPr>
+          <w:rStyle w:val="VerbatimChar"/>
+        </w:rPr>
+        <w:t xml:space="preserve">nlme</w:t>
+      </w:r>
+      <w:r>
+        <w:t xml:space="preserve"> </w:t>
+      </w:r>
+      <w:r>
+        <w:t xml:space="preserve">(Pinheiro et al. 2026)</w:t>
+      </w:r>
+      <w:r>
+        <w:t xml:space="preserve">, and base</w:t>
+      </w:r>
+      <w:r>
+        <w:t xml:space="preserve"> </w:t>
+      </w:r>
+      <w:r>
+        <w:rPr>
+          <w:rStyle w:val="VerbatimChar"/>
+        </w:rPr>
+        <w:t xml:space="preserve">aov()</w:t>
+      </w:r>
+      <w:r>
+        <w:t xml:space="preserve">. We recommend ASReml-R for the mixed-model analyses of typical agronomic field trials, and concentrate most development effort there, but it is not a hard dependency; the package loads and functions correctly without it, and we have written it to support alternative backends where possible. This keeps</w:t>
+      </w:r>
+      <w:r>
+        <w:t xml:space="preserve"> </w:t>
+      </w:r>
+      <w:r>
+        <w:rPr>
+          <w:i/>
+          <w:iCs/>
+        </w:rPr>
+        <w:t xml:space="preserve">biometryassist</w:t>
+      </w:r>
+      <w:r>
+        <w:t xml:space="preserve"> </w:t>
+      </w:r>
+      <w:r>
+        <w:t xml:space="preserve">useful across institutional settings where a commercial ASReml-R licence may not be available.</w:t>
+      </w:r>
+    </w:p>
+    <w:p>
+      <w:pPr>
+        <w:pStyle w:val="BodyText"/>
+      </w:pPr>
+      <w:r>
+        <w:t xml:space="preserve">We designed the package to extend as the R ecosystem evolves. We add support for additional model classes in response to user needs, such as the recent addition of</w:t>
+      </w:r>
+      <w:r>
+        <w:t xml:space="preserve"> </w:t>
+      </w:r>
+      <w:r>
+        <w:rPr>
+          <w:rStyle w:val="VerbatimChar"/>
+        </w:rPr>
+        <w:t xml:space="preserve">lme4</w:t>
+      </w:r>
+      <w:r>
+        <w:t xml:space="preserve"> </w:t>
+      </w:r>
+      <w:r>
+        <w:t xml:space="preserve">support in</w:t>
+      </w:r>
+      <w:r>
+        <w:t xml:space="preserve"> </w:t>
+      </w:r>
+      <w:r>
+        <w:rPr>
+          <w:rStyle w:val="VerbatimChar"/>
+        </w:rPr>
+        <w:t xml:space="preserve">resplot()</w:t>
+      </w:r>
+      <w:r>
+        <w:t xml:space="preserve"> </w:t>
+      </w:r>
+      <w:r>
+        <w:t xml:space="preserve">and</w:t>
+      </w:r>
+      <w:r>
+        <w:t xml:space="preserve"> </w:t>
+      </w:r>
+      <w:r>
+        <w:rPr>
+          <w:rStyle w:val="VerbatimChar"/>
+        </w:rPr>
+        <w:t xml:space="preserve">multiple_comparisons()</w:t>
+      </w:r>
+      <w:r>
+        <w:t xml:space="preserve">, and will continue to do so as new packages are developed and gain traction.</w:t>
+      </w:r>
+    </w:p>
+    <w:bookmarkEnd w:id="13"/>
+    <w:bookmarkStart w:id="14" w:name="research-impact-statement"/>
+    <w:p>
+      <w:pPr>
+        <w:pStyle w:val="Heading1"/>
+      </w:pPr>
+      <w:r>
+        <w:t xml:space="preserve">Research impact statement</w:t>
+      </w:r>
+    </w:p>
+    <w:p>
+      <w:pPr>
+        <w:pStyle w:val="FirstParagraph"/>
+      </w:pPr>
+      <w:r>
+        <w:rPr>
+          <w:i/>
+          <w:iCs/>
+        </w:rPr>
+        <w:t xml:space="preserve">biometryassist</w:t>
+      </w:r>
+      <w:r>
+        <w:t xml:space="preserve"> </w:t>
+      </w:r>
+      <w:r>
+        <w:t xml:space="preserve">began as a collection of analysis scripts we shared with workshop participants, before we formalised it as a package distributed through CRAN. Our workshop series has run for more than eight years, and the package features in each one; we encourage and support participants to apply it in their own work afterwards. Beyond the workshops, researchers have adopted it independently of our team, and it has been downloaded more than 25,000 times from CRAN as of June 2026. It has also been cited in published work spanning agricultural and other applied disciplines</w:t>
+      </w:r>
+      <w:r>
+        <w:t xml:space="preserve"> </w:t>
+      </w:r>
+      <w:r>
+        <w:t xml:space="preserve">(Fanning et al. 2022; Reed-Métayer et al. 2025; Wenham et al. 2026; Kesser et al. 2026)</w:t>
+      </w:r>
+      <w:r>
+        <w:t xml:space="preserve">, demonstrating use beyond the field of agronomy for which we originally designed it.</w:t>
+      </w:r>
+    </w:p>
+    <w:bookmarkEnd w:id="14"/>
+    <w:bookmarkStart w:id="15" w:name="ai-usage-disclosure"/>
+    <w:p>
+      <w:pPr>
+        <w:pStyle w:val="Heading1"/>
+      </w:pPr>
+      <w:r>
+        <w:t xml:space="preserve">AI usage disclosure</w:t>
+      </w:r>
+    </w:p>
+    <w:p>
+      <w:pPr>
+        <w:pStyle w:val="FirstParagraph"/>
+      </w:pPr>
+      <w:r>
+        <w:t xml:space="preserve">We used Anthropic’s Claude to suggest edits improving the clarity and flow of text we had drafted, and to assist with some recent refactoring of the package’s code. In both cases we reviewed all AI-generated or AI-edited content, and confirmed the correctness of code changes with the package’s existing suite of formal unit tests. We take full responsibility for the final content of both the software and this paper.</w:t>
+      </w:r>
+    </w:p>
+    <w:bookmarkEnd w:id="15"/>
+    <w:bookmarkStart w:id="16" w:name="acknowledgements"/>
+    <w:p>
+      <w:pPr>
+        <w:pStyle w:val="Heading1"/>
+      </w:pPr>
+      <w:r>
+        <w:t xml:space="preserve">Acknowledgements</w:t>
+      </w:r>
+    </w:p>
+    <w:p>
+      <w:pPr>
+        <w:pStyle w:val="FirstParagraph"/>
+      </w:pPr>
+      <w:r>
+        <w:t xml:space="preserve">We gratefully acknowledge support for the development of</w:t>
+      </w:r>
+      <w:r>
+        <w:t xml:space="preserve"> </w:t>
+      </w:r>
+      <w:r>
+        <w:rPr>
+          <w:i/>
+          <w:iCs/>
+        </w:rPr>
+        <w:t xml:space="preserve">biometryassist</w:t>
+      </w:r>
+      <w:r>
+        <w:t xml:space="preserve"> </w:t>
+      </w:r>
+      <w:r>
+        <w:t xml:space="preserve">from the Grains Research and Development Corporation (GRDC) under project numbers UOA1606-008RTX and UOA2301-005OPX, and from Adelaide University (formerly the University of Adelaide).</w:t>
+      </w:r>
+    </w:p>
+    <w:bookmarkEnd w:id="16"/>
+    <w:bookmarkStart w:id="39" w:name="references"/>
+    <w:p>
+      <w:pPr>
+        <w:pStyle w:val="Heading1"/>
+      </w:pPr>
+      <w:r>
+        <w:t xml:space="preserve">References</w:t>
+      </w:r>
+    </w:p>
+    <w:bookmarkStart w:id="38" w:name="refs"/>
+    <w:bookmarkStart w:id="18" w:name="ref-Bates2015"/>
+    <w:p>
+      <w:pPr>
+        <w:pStyle w:val="Bibliography"/>
+      </w:pPr>
+      <w:r>
+        <w:t xml:space="preserve">Bates, Douglas, Martin Mächler, Ben Bolker, and Steve Walker. 2015.</w:t>
+      </w:r>
+      <w:r>
+        <w:t xml:space="preserve"> </w:t>
+      </w:r>
+      <w:r>
+        <w:t xml:space="preserve">“Fitting Linear Mixed-Effects Models Using</w:t>
+      </w:r>
+      <w:r>
+        <w:t xml:space="preserve"> </w:t>
+      </w:r>
+      <w:r>
+        <w:t xml:space="preserve">lme4</w:t>
+      </w:r>
+      <w:r>
+        <w:t xml:space="preserve">.”</w:t>
+      </w:r>
+      <w:r>
+        <w:t xml:space="preserve"> </w:t>
+      </w:r>
+      <w:r>
+        <w:rPr>
+          <w:i/>
+          <w:iCs/>
+        </w:rPr>
+        <w:t xml:space="preserve">Journal of Statistical Software</w:t>
+      </w:r>
+      <w:r>
+        <w:t xml:space="preserve"> </w:t>
+      </w:r>
+      <w:r>
+        <w:t xml:space="preserve">67 (1): 1–48.</w:t>
+      </w:r>
+      <w:r>
+        <w:t xml:space="preserve"> </w:t>
+      </w:r>
+      <w:hyperlink r:id="rId17">
+        <w:r>
+          <w:rPr>
+            <w:rStyle w:val="Hyperlink"/>
+          </w:rPr>
+          <w:t xml:space="preserve">https://doi.org/10.18637/jss.v067.i01</w:t>
+        </w:r>
+      </w:hyperlink>
+      <w:r>
+        <w:t xml:space="preserve">.</w:t>
+      </w:r>
+    </w:p>
+    <w:bookmarkEnd w:id="18"/>
+    <w:bookmarkStart w:id="20" w:name="ref-Brien2025"/>
+    <w:p>
+      <w:pPr>
+        <w:pStyle w:val="Bibliography"/>
+      </w:pPr>
+      <w:r>
+        <w:t xml:space="preserve">Brien, Chris. 2025.</w:t>
+      </w:r>
+      <w:r>
+        <w:t xml:space="preserve"> </w:t>
+      </w:r>
+      <w:r>
+        <w:rPr>
+          <w:i/>
+          <w:iCs/>
+        </w:rPr>
+        <w:t xml:space="preserve">Dae: Functions Useful in the Design and ANOVA of Experiments</w:t>
+      </w:r>
+      <w:r>
+        <w:t xml:space="preserve">.</w:t>
+      </w:r>
+      <w:r>
+        <w:t xml:space="preserve"> </w:t>
+      </w:r>
+      <w:hyperlink r:id="rId19">
+        <w:r>
+          <w:rPr>
+            <w:rStyle w:val="Hyperlink"/>
+          </w:rPr>
+          <w:t xml:space="preserve">https://doi.org/10.32614/CRAN.package.dae</w:t>
+        </w:r>
+      </w:hyperlink>
+      <w:r>
+        <w:t xml:space="preserve">.</w:t>
+      </w:r>
+    </w:p>
+    <w:bookmarkEnd w:id="20"/>
+    <w:bookmarkStart w:id="22" w:name="ref-Mendiburu2023"/>
+    <w:p>
+      <w:pPr>
+        <w:pStyle w:val="Bibliography"/>
+      </w:pPr>
+      <w:r>
+        <w:t xml:space="preserve">de Mendiburu, Felipe</w:t>
+      </w:r>
+      <w:r>
+        <w:t xml:space="preserve">. 2023.</w:t>
+      </w:r>
+      <w:r>
+        <w:t xml:space="preserve"> </w:t>
+      </w:r>
+      <w:r>
+        <w:rPr>
+          <w:i/>
+          <w:iCs/>
+        </w:rPr>
+        <w:t xml:space="preserve">Agricolae: Statistical Procedures for Agricultural Research</w:t>
+      </w:r>
+      <w:r>
+        <w:t xml:space="preserve">.</w:t>
       </w:r>
       <w:r>
         <w:t xml:space="preserve"> </w:t>
@@ -303,53 +898,168 @@
           <w:rPr>
             <w:rStyle w:val="Hyperlink"/>
           </w:rPr>
-          <w:t xml:space="preserve">GitHub</w:t>
+          <w:t xml:space="preserve">https://doi.org/10.32614/CRAN.package.agricolae</w:t>
         </w:r>
       </w:hyperlink>
       <w:r>
-        <w:t xml:space="preserve">. All instructions for installation and usage can be found in the</w:t>
-      </w:r>
-      <w:r>
-        <w:t xml:space="preserve"> </w:t>
-      </w:r>
-      <w:hyperlink r:id="rId22">
+        <w:t xml:space="preserve">.</w:t>
+      </w:r>
+    </w:p>
+    <w:bookmarkEnd w:id="22"/>
+    <w:bookmarkStart w:id="23" w:name="ref-fanning2022management"/>
+    <w:p>
+      <w:pPr>
+        <w:pStyle w:val="Bibliography"/>
+      </w:pPr>
+      <w:r>
+        <w:t xml:space="preserve">Fanning, Joshua, Jason Brand, Isabel Munoz Santa, Linda McDonald, Julian Taylor, and Grant Hollaway. 2022.</w:t>
+      </w:r>
+      <w:r>
+        <w:t xml:space="preserve"> </w:t>
+      </w:r>
+      <w:r>
+        <w:t xml:space="preserve">“Management of Chickpea Ascochyta Blight Using Fungicides and Cultivar Resistance Improves Grain Yield, Quality, and Grower Profitability.”</w:t>
+      </w:r>
+      <w:r>
+        <w:t xml:space="preserve"> </w:t>
+      </w:r>
+      <w:r>
+        <w:rPr>
+          <w:i/>
+          <w:iCs/>
+        </w:rPr>
+        <w:t xml:space="preserve">Frontiers in Plant Science</w:t>
+      </w:r>
+      <w:r>
+        <w:t xml:space="preserve"> </w:t>
+      </w:r>
+      <w:r>
+        <w:t xml:space="preserve">13: 942220.</w:t>
+      </w:r>
+    </w:p>
+    <w:bookmarkEnd w:id="23"/>
+    <w:bookmarkStart w:id="24" w:name="ref-kesser2026grower"/>
+    <w:p>
+      <w:pPr>
+        <w:pStyle w:val="Bibliography"/>
+      </w:pPr>
+      <w:r>
+        <w:t xml:space="preserve">Kesser, Merek M, Timothy R Cavagnaro, Roberta De Bei, and Cassandra Collins. 2026.</w:t>
+      </w:r>
+      <w:r>
+        <w:t xml:space="preserve"> </w:t>
+      </w:r>
+      <w:r>
+        <w:t xml:space="preserve">“Grower Motivations, Challenges, and Perceptions of Sustainability for Vineyard Floor Management in Australia.”</w:t>
+      </w:r>
+      <w:r>
+        <w:t xml:space="preserve"> </w:t>
+      </w:r>
+      <w:r>
+        <w:rPr>
+          <w:i/>
+          <w:iCs/>
+        </w:rPr>
+        <w:t xml:space="preserve">Agronomy for Sustainable Development</w:t>
+      </w:r>
+      <w:r>
+        <w:t xml:space="preserve"> </w:t>
+      </w:r>
+      <w:r>
+        <w:t xml:space="preserve">46 (1): 2.</w:t>
+      </w:r>
+    </w:p>
+    <w:bookmarkEnd w:id="24"/>
+    <w:bookmarkStart w:id="26" w:name="ref-Kozak2016"/>
+    <w:p>
+      <w:pPr>
+        <w:pStyle w:val="Bibliography"/>
+      </w:pPr>
+      <w:r>
+        <w:t xml:space="preserve">Kozak, Marcin. 2016.</w:t>
+      </w:r>
+      <w:r>
+        <w:t xml:space="preserve"> </w:t>
+      </w:r>
+      <w:r>
+        <w:t xml:space="preserve">“Communication Between Agricultural Scientists and Statisticians: A Broken Bridge?”</w:t>
+      </w:r>
+      <w:r>
+        <w:t xml:space="preserve"> </w:t>
+      </w:r>
+      <w:r>
+        <w:rPr>
+          <w:i/>
+          <w:iCs/>
+        </w:rPr>
+        <w:t xml:space="preserve">Scientia Agricola</w:t>
+      </w:r>
+      <w:r>
+        <w:t xml:space="preserve"> </w:t>
+      </w:r>
+      <w:r>
+        <w:t xml:space="preserve">73 (6): 505–11.</w:t>
+      </w:r>
+      <w:r>
+        <w:t xml:space="preserve"> </w:t>
+      </w:r>
+      <w:hyperlink r:id="rId25">
         <w:r>
           <w:rPr>
             <w:rStyle w:val="Hyperlink"/>
           </w:rPr>
-          <w:t xml:space="preserve">package documentation website</w:t>
+          <w:t xml:space="preserve">https://doi.org/10.1590/0103-9016-2015-0399</w:t>
         </w:r>
       </w:hyperlink>
       <w:r>
         <w:t xml:space="preserve">.</w:t>
       </w:r>
     </w:p>
-    <w:bookmarkEnd w:id="23"/>
-    <w:bookmarkStart w:id="24" w:name="statement-of-need"/>
-    <w:p>
-      <w:pPr>
-        <w:pStyle w:val="Heading1"/>
-      </w:pPr>
-      <w:r>
-        <w:t xml:space="preserve">Statement of need</w:t>
-      </w:r>
-    </w:p>
-    <w:p>
-      <w:pPr>
-        <w:pStyle w:val="FirstParagraph"/>
-      </w:pPr>
+    <w:bookmarkEnd w:id="26"/>
+    <w:bookmarkStart w:id="28" w:name="ref-Lenth2026"/>
+    <w:p>
+      <w:pPr>
+        <w:pStyle w:val="Bibliography"/>
+      </w:pPr>
+      <w:r>
+        <w:t xml:space="preserve">Lenth, Russell V., and Julia Piaskowski. 2026.</w:t>
+      </w:r>
+      <w:r>
+        <w:t xml:space="preserve"> </w:t>
+      </w:r>
       <w:r>
         <w:rPr>
           <w:i/>
           <w:iCs/>
         </w:rPr>
-        <w:t xml:space="preserve">biometryassist</w:t>
-      </w:r>
-      <w:r>
-        <w:t xml:space="preserve"> </w:t>
-      </w:r>
-      <w:r>
-        <w:t xml:space="preserve">arose to reduce the cognitive load on students in workshops so that the emphasis was on the statistical concepts and the interpretation of the results. In workshop settings, learners are often overwhelmed by the need to navigate multiple R packages, each with its own conventions and idiosyncrasies, which can detract from understanding the underlying statistical concepts and the interpretation of results. By standardising syntax across key tasks—such as experimental design, model fitting and checking, and the extraction and presentation of results -</w:t>
+        <w:t xml:space="preserve">Emmeans: Estimated Marginal Means, Aka Least-Squares Means</w:t>
+      </w:r>
+      <w:r>
+        <w:t xml:space="preserve">.</w:t>
+      </w:r>
+      <w:r>
+        <w:t xml:space="preserve"> </w:t>
+      </w:r>
+      <w:hyperlink r:id="rId27">
+        <w:r>
+          <w:rPr>
+            <w:rStyle w:val="Hyperlink"/>
+          </w:rPr>
+          <w:t xml:space="preserve">https://doi.org/10.32614/CRAN.package.emmeans</w:t>
+        </w:r>
+      </w:hyperlink>
+      <w:r>
+        <w:t xml:space="preserve">.</w:t>
+      </w:r>
+    </w:p>
+    <w:bookmarkEnd w:id="28"/>
+    <w:bookmarkStart w:id="30" w:name="ref-Nielsen2026"/>
+    <w:p>
+      <w:pPr>
+        <w:pStyle w:val="Bibliography"/>
+      </w:pPr>
+      <w:r>
+        <w:t xml:space="preserve">Nielsen, Sharon, Sam Rogers, and Annie Conway. 2026.</w:t>
       </w:r>
       <w:r>
         <w:t xml:space="preserve"> </w:t>
@@ -359,57 +1069,77 @@
           <w:i/>
           <w:iCs/>
         </w:rPr>
-        <w:t xml:space="preserve">biometryassist</w:t>
-      </w:r>
-      <w:r>
-        <w:t xml:space="preserve"> </w:t>
-      </w:r>
-      <w:r>
-        <w:t xml:space="preserve">allows users to focus on methodological thinking rather than software mechanics.</w:t>
-      </w:r>
-    </w:p>
-    <w:p>
-      <w:pPr>
-        <w:pStyle w:val="BodyText"/>
-      </w:pPr>
-      <w:r>
-        <w:t xml:space="preserve">The primary target audience includes researchers, agronomists, and applied scientists, particularly within the grains industry, who require statistically sound analyses but may not have extensive programming experience. The package also supports statisticians working in collaborative environments by promoting reproducible and consistent workflows.</w:t>
-      </w:r>
-    </w:p>
-    <w:p>
-      <w:pPr>
-        <w:pStyle w:val="BodyText"/>
-      </w:pPr>
+        <w:t xml:space="preserve">Biometryassist: Functions to Assist Design and Analysis of Agronomic Experiments</w:t>
+      </w:r>
+      <w:r>
+        <w:t xml:space="preserve">.</w:t>
+      </w:r>
+      <w:r>
+        <w:t xml:space="preserve"> </w:t>
+      </w:r>
+      <w:hyperlink r:id="rId29">
+        <w:r>
+          <w:rPr>
+            <w:rStyle w:val="Hyperlink"/>
+          </w:rPr>
+          <w:t xml:space="preserve">https://doi.org/10.32614/CRAN.package.biometryassist</w:t>
+        </w:r>
+      </w:hyperlink>
+      <w:r>
+        <w:t xml:space="preserve">.</w:t>
+      </w:r>
+    </w:p>
+    <w:bookmarkEnd w:id="30"/>
+    <w:bookmarkStart w:id="32" w:name="ref-Pinheiro2026"/>
+    <w:p>
+      <w:pPr>
+        <w:pStyle w:val="Bibliography"/>
+      </w:pPr>
+      <w:r>
+        <w:t xml:space="preserve">Pinheiro, José, Douglas Bates, and R Core Team. 2026.</w:t>
+      </w:r>
+      <w:r>
+        <w:t xml:space="preserve"> </w:t>
+      </w:r>
       <w:r>
         <w:rPr>
           <w:i/>
           <w:iCs/>
         </w:rPr>
-        <w:t xml:space="preserve">biometryassist</w:t>
-      </w:r>
-      <w:r>
-        <w:t xml:space="preserve"> </w:t>
-      </w:r>
-      <w:r>
-        <w:t xml:space="preserve">is not intended to replace existing statistical packages. Instead, it brings them together in a way that is easier to use and more consistent. This allows researchers to focus on the statistical thinking and interpretation, rather than the mechanics of the software.</w:t>
-      </w:r>
-    </w:p>
-    <w:bookmarkEnd w:id="24"/>
-    <w:bookmarkStart w:id="25" w:name="state-of-the-field"/>
-    <w:p>
-      <w:pPr>
-        <w:pStyle w:val="Heading1"/>
-      </w:pPr>
-      <w:r>
-        <w:t xml:space="preserve">State of the field</w:t>
-      </w:r>
-    </w:p>
-    <w:p>
-      <w:pPr>
-        <w:pStyle w:val="FirstParagraph"/>
-      </w:pPr>
-      <w:r>
-        <w:t xml:space="preserve">There are packages inside and outside of R that handle experimental design (agricolae, dae, edibble), and packages that handle analysis (lme4, nlme, ASReml-R, emmeans), but no single package covers the entire workflow of designing, analysing, and reporting an agronomic experiment. The package</w:t>
+        <w:t xml:space="preserve">Nlme: Linear and Nonlinear Mixed Effects Models</w:t>
+      </w:r>
+      <w:r>
+        <w:t xml:space="preserve">.</w:t>
+      </w:r>
+      <w:r>
+        <w:t xml:space="preserve"> </w:t>
+      </w:r>
+      <w:hyperlink r:id="rId31">
+        <w:r>
+          <w:rPr>
+            <w:rStyle w:val="Hyperlink"/>
+          </w:rPr>
+          <w:t xml:space="preserve">https://doi.org/10.32614/CRAN.package.nlme</w:t>
+        </w:r>
+      </w:hyperlink>
+      <w:r>
+        <w:t xml:space="preserve">.</w:t>
+      </w:r>
+    </w:p>
+    <w:bookmarkEnd w:id="32"/>
+    <w:bookmarkStart w:id="33" w:name="ref-reed2025spruce"/>
+    <w:p>
+      <w:pPr>
+        <w:pStyle w:val="Bibliography"/>
+      </w:pPr>
+      <w:r>
+        <w:t xml:space="preserve">Reed-Métayer, Edouard, Claire Depardieu, Patrick Lenz, Jean Bousquet, and Martin Perron. 2025.</w:t>
+      </w:r>
+      <w:r>
+        <w:t xml:space="preserve"> </w:t>
+      </w:r>
+      <w:r>
+        <w:t xml:space="preserve">“Spruce Hybrids Show Superior Lifespan Growth but Intermediate Response to Climate Stress Compared to Their Ecologically Divergent Parental Species.”</w:t>
       </w:r>
       <w:r>
         <w:t xml:space="preserve"> </w:t>
@@ -419,49 +1149,69 @@
           <w:i/>
           <w:iCs/>
         </w:rPr>
-        <w:t xml:space="preserve">biometryassist</w:t>
-      </w:r>
-      <w:r>
-        <w:t xml:space="preserve"> </w:t>
-      </w:r>
-      <w:r>
-        <w:t xml:space="preserve">provides this workflow coherence with a consistent interface from design through to inference and reporting, reducing the cognitive load for new R users and non-statistician agronomists.</w:t>
-      </w:r>
-    </w:p>
-    <w:p>
-      <w:pPr>
-        <w:pStyle w:val="BodyText"/>
-      </w:pPr>
+        <w:t xml:space="preserve">Forest Ecology and Management</w:t>
+      </w:r>
+      <w:r>
+        <w:t xml:space="preserve"> </w:t>
+      </w:r>
+      <w:r>
+        <w:t xml:space="preserve">581: 122550.</w:t>
+      </w:r>
+    </w:p>
+    <w:bookmarkEnd w:id="33"/>
+    <w:bookmarkStart w:id="35" w:name="ref-Tanaka2023"/>
+    <w:p>
+      <w:pPr>
+        <w:pStyle w:val="Bibliography"/>
+      </w:pPr>
+      <w:r>
+        <w:t xml:space="preserve">Tanaka, Emi. 2023.</w:t>
+      </w:r>
+      <w:r>
+        <w:t xml:space="preserve"> </w:t>
+      </w:r>
       <w:r>
         <w:rPr>
           <w:i/>
           <w:iCs/>
         </w:rPr>
-        <w:t xml:space="preserve">biometryassist</w:t>
-      </w:r>
-      <w:r>
-        <w:t xml:space="preserve"> </w:t>
-      </w:r>
-      <w:r>
-        <w:t xml:space="preserve">was developed as a companion to a workshop series, and was therefore built with pedagogical alignment in mind. Terminology and function naming mirrors how experimental design and analysis concepts are taught, allowing participants to continue using the package intuitively in their own projects beyond the workshops. The scope is deliberately limited to a few common designs, as users are encouraged to seek professional statistical assistance for more complex experiments. Where spatial correlation adjustment is required, biometryassist currently relies on ASReml-R, as it remains the most practical option for fitting spatial models while producing appropriate predicted values; the authors intend to incorporate open-source alternatives as they mature.</w:t>
-      </w:r>
-    </w:p>
-    <w:bookmarkEnd w:id="25"/>
-    <w:bookmarkStart w:id="26" w:name="software-design"/>
-    <w:p>
-      <w:pPr>
-        <w:pStyle w:val="Heading1"/>
-      </w:pPr>
-      <w:r>
-        <w:t xml:space="preserve">Software design</w:t>
-      </w:r>
-    </w:p>
-    <w:p>
-      <w:pPr>
-        <w:pStyle w:val="FirstParagraph"/>
-      </w:pPr>
-      <w:r>
-        <w:t xml:space="preserve">The functions within</w:t>
+        <w:t xml:space="preserve">Edibble: An r Package to Encapsulate Elements of Experimental Designs for Better Planning, Management and Workflow</w:t>
+      </w:r>
+      <w:r>
+        <w:t xml:space="preserve">. arXiv:2311.09705.</w:t>
+      </w:r>
+      <w:r>
+        <w:t xml:space="preserve"> </w:t>
+      </w:r>
+      <w:r>
+        <w:t xml:space="preserve">arXiv</w:t>
+      </w:r>
+      <w:r>
+        <w:t xml:space="preserve">.</w:t>
+      </w:r>
+      <w:r>
+        <w:t xml:space="preserve"> </w:t>
+      </w:r>
+      <w:hyperlink r:id="rId34">
+        <w:r>
+          <w:rPr>
+            <w:rStyle w:val="Hyperlink"/>
+          </w:rPr>
+          <w:t xml:space="preserve">https://arxiv.org/abs/2311.09705</w:t>
+        </w:r>
+      </w:hyperlink>
+      <w:r>
+        <w:t xml:space="preserve">.</w:t>
+      </w:r>
+    </w:p>
+    <w:bookmarkEnd w:id="35"/>
+    <w:bookmarkStart w:id="36" w:name="ref-VSNInternational2023"/>
+    <w:p>
+      <w:pPr>
+        <w:pStyle w:val="Bibliography"/>
+      </w:pPr>
+      <w:r>
+        <w:t xml:space="preserve">The VSNi Team. 2023.</w:t>
       </w:r>
       <w:r>
         <w:t xml:space="preserve"> </w:t>
@@ -471,21 +1221,26 @@
           <w:i/>
           <w:iCs/>
         </w:rPr>
-        <w:t xml:space="preserve">biometryassist</w:t>
-      </w:r>
-      <w:r>
-        <w:t xml:space="preserve"> </w:t>
-      </w:r>
-      <w:r>
-        <w:t xml:space="preserve">are grouped into three broad categories: design, covering functions to produce typical agricultural-style experimental designs, analysis where post-hoc testing and model evaluation functions live, and utilities which includes other functions such as print methods and helper functions.</w:t>
-      </w:r>
-    </w:p>
-    <w:p>
-      <w:pPr>
-        <w:pStyle w:val="BodyText"/>
-      </w:pPr>
-      <w:r>
-        <w:t xml:space="preserve">The primary users of</w:t>
+        <w:t xml:space="preserve">Asreml: Fits Linear Mixed Models Using REML</w:t>
+      </w:r>
+      <w:r>
+        <w:t xml:space="preserve">.</w:t>
+      </w:r>
+    </w:p>
+    <w:bookmarkEnd w:id="36"/>
+    <w:bookmarkStart w:id="37" w:name="ref-wenham2026efficacy"/>
+    <w:p>
+      <w:pPr>
+        <w:pStyle w:val="Bibliography"/>
+      </w:pPr>
+      <w:r>
+        <w:t xml:space="preserve">Wenham, Kellie M, Yohannes E Messele, Kiro R Petrovski, Stephen J Lee, and Mariana Caetano. 2026.</w:t>
+      </w:r>
+      <w:r>
+        <w:t xml:space="preserve"> </w:t>
+      </w:r>
+      <w:r>
+        <w:t xml:space="preserve">“Efficacy of Bromoform Extract Oil Supplementation to Mitigate Methane Emissions in Angus Cows in an Extensive System and the Health Impact on the Cow-Calf Pair.”</w:t>
       </w:r>
       <w:r>
         <w:t xml:space="preserve"> </w:t>
@@ -495,114 +1250,23 @@
           <w:i/>
           <w:iCs/>
         </w:rPr>
-        <w:t xml:space="preserve">biometryassist</w:t>
-      </w:r>
-      <w:r>
-        <w:t xml:space="preserve"> </w:t>
-      </w:r>
-      <w:r>
-        <w:t xml:space="preserve">are agricultural researchers and so each function is designed to minimise the cognitive load for users, allowing them to concentrate on core concepts rather than wrestling with coding challenges. Function names are deliberately chosen to make their purpose clear, for example</w:t>
-      </w:r>
-      <w:r>
-        <w:t xml:space="preserve"> </w:t>
-      </w:r>
-      <w:r>
-        <w:rPr>
-          <w:rStyle w:val="VerbatimChar"/>
-        </w:rPr>
-        <w:t xml:space="preserve">design()</w:t>
-      </w:r>
-      <w:r>
-        <w:t xml:space="preserve"> </w:t>
-      </w:r>
-      <w:r>
-        <w:t xml:space="preserve">or</w:t>
-      </w:r>
-      <w:r>
-        <w:t xml:space="preserve"> </w:t>
-      </w:r>
-      <w:r>
-        <w:rPr>
-          <w:rStyle w:val="VerbatimChar"/>
-        </w:rPr>
-        <w:t xml:space="preserve">multiple_comparisons()</w:t>
-      </w:r>
-      <w:r>
-        <w:t xml:space="preserve">, enabling users to intuitively understand their purpose. The package is supported with comprehensive documentation available on the package website at https://biometryhub.github.io/biometryassist.</w:t>
-      </w:r>
-    </w:p>
-    <w:bookmarkEnd w:id="26"/>
-    <w:bookmarkStart w:id="27" w:name="research-impact-statement"/>
-    <w:p>
-      <w:pPr>
-        <w:pStyle w:val="Heading1"/>
-      </w:pPr>
-      <w:r>
-        <w:t xml:space="preserve">Research impact statement</w:t>
-      </w:r>
-    </w:p>
-    <w:bookmarkEnd w:id="27"/>
-    <w:bookmarkStart w:id="28" w:name="ai-usage-disclosure"/>
-    <w:p>
-      <w:pPr>
-        <w:pStyle w:val="Heading1"/>
-      </w:pPr>
-      <w:r>
-        <w:t xml:space="preserve">AI usage disclosure</w:t>
-      </w:r>
-    </w:p>
-    <w:bookmarkEnd w:id="28"/>
-    <w:bookmarkStart w:id="29" w:name="acknowledgements"/>
-    <w:p>
-      <w:pPr>
-        <w:pStyle w:val="Heading1"/>
-      </w:pPr>
-      <w:r>
-        <w:t xml:space="preserve">Acknowledgements</w:t>
-      </w:r>
-    </w:p>
-    <w:bookmarkEnd w:id="29"/>
-    <w:bookmarkStart w:id="32" w:name="references"/>
-    <w:p>
-      <w:pPr>
-        <w:pStyle w:val="Heading1"/>
-      </w:pPr>
-      <w:r>
-        <w:t xml:space="preserve">References</w:t>
-      </w:r>
-    </w:p>
-    <w:bookmarkStart w:id="31" w:name="refs"/>
-    <w:bookmarkStart w:id="30" w:name="ref-Nielsen2024"/>
-    <w:p>
-      <w:pPr>
-        <w:pStyle w:val="Bibliography"/>
-      </w:pPr>
-      <w:r>
-        <w:t xml:space="preserve">Nielsen, Sharon, Sam Rogers, and Annie Conway. 2024.</w:t>
-      </w:r>
-      <w:r>
-        <w:t xml:space="preserve"> </w:t>
-      </w:r>
-      <w:r>
-        <w:t xml:space="preserve">“Biometryassist:</w:t>
-      </w:r>
-      <w:r>
-        <w:t xml:space="preserve"> </w:t>
-      </w:r>
-      <w:r>
-        <w:t xml:space="preserve">Functions</w:t>
-      </w:r>
-      <w:r>
-        <w:t xml:space="preserve"> </w:t>
-      </w:r>
-      <w:r>
-        <w:t xml:space="preserve">to Assist Design and Analysis of Agronomic Experiments.”</w:t>
-      </w:r>
-    </w:p>
-    <w:bookmarkEnd w:id="30"/>
-    <w:bookmarkEnd w:id="31"/>
-    <w:bookmarkEnd w:id="32"/>
-    <w:sectPr/>
+        <w:t xml:space="preserve">Frontiers in Animal Science</w:t>
+      </w:r>
+      <w:r>
+        <w:t xml:space="preserve"> </w:t>
+      </w:r>
+      <w:r>
+        <w:t xml:space="preserve">7: 1789660.</w:t>
+      </w:r>
+    </w:p>
+    <w:bookmarkEnd w:id="37"/>
+    <w:bookmarkEnd w:id="38"/>
+    <w:bookmarkEnd w:id="39"/>
+    <w:sectPr>
+      <w:footnotePr>
+        <w:numRestart w:val="eachSect"/>
+      </w:footnotePr>
+    </w:sectPr>
   </w:body>
 </w:document>
 </file>
@@ -708,117 +1372,8 @@
       </w:pPr>
     </w:lvl>
   </w:abstractNum>
-  <w:abstractNum w:abstractNumId="991">
-    <w:nsid w:val="0000A991"/>
-    <w:multiLevelType w:val="multilevel"/>
-    <w:lvl w:ilvl="0">
-      <w:numFmt w:val="bullet"/>
-      <w:lvlText w:val=""/>
-      <w:lvlJc w:val="left"/>
-      <w:pPr>
-        <w:ind w:left="720" w:hanging="360"/>
-      </w:pPr>
-      <w:rPr>
-        <w:rFonts w:ascii="Symbol" w:hAnsi="Symbol" w:cs="Symbol" w:hint="default"/>
-      </w:rPr>
-    </w:lvl>
-    <w:lvl w:ilvl="1">
-      <w:numFmt w:val="bullet"/>
-      <w:lvlText w:val="o"/>
-      <w:lvlJc w:val="left"/>
-      <w:pPr>
-        <w:ind w:left="1440" w:hanging="360"/>
-      </w:pPr>
-      <w:rPr>
-        <w:rFonts w:ascii="Courier New" w:hAnsi="Courier New" w:cs="Courier New" w:hint="default"/>
-      </w:rPr>
-    </w:lvl>
-    <w:lvl w:ilvl="2">
-      <w:numFmt w:val="bullet"/>
-      <w:lvlText w:val=""/>
-      <w:lvlJc w:val="left"/>
-      <w:pPr>
-        <w:ind w:left="2160" w:hanging="360"/>
-      </w:pPr>
-      <w:rPr>
-        <w:rFonts w:ascii="Wingdings" w:hAnsi="Wingdings" w:cs="Wingdings" w:hint="default"/>
-      </w:rPr>
-    </w:lvl>
-    <w:lvl w:ilvl="3">
-      <w:numFmt w:val="bullet"/>
-      <w:lvlText w:val=""/>
-      <w:lvlJc w:val="left"/>
-      <w:pPr>
-        <w:ind w:left="2880" w:hanging="360"/>
-      </w:pPr>
-      <w:rPr>
-        <w:rFonts w:ascii="Symbol" w:hAnsi="Symbol" w:cs="Symbol" w:hint="default"/>
-      </w:rPr>
-    </w:lvl>
-    <w:lvl w:ilvl="4">
-      <w:numFmt w:val="bullet"/>
-      <w:lvlText w:val="o"/>
-      <w:lvlJc w:val="left"/>
-      <w:pPr>
-        <w:ind w:left="3600" w:hanging="360"/>
-      </w:pPr>
-      <w:rPr>
-        <w:rFonts w:ascii="Courier New" w:hAnsi="Courier New" w:cs="Courier New" w:hint="default"/>
-      </w:rPr>
-    </w:lvl>
-    <w:lvl w:ilvl="5">
-      <w:numFmt w:val="bullet"/>
-      <w:lvlText w:val=""/>
-      <w:lvlJc w:val="left"/>
-      <w:pPr>
-        <w:ind w:left="4320" w:hanging="360"/>
-      </w:pPr>
-      <w:rPr>
-        <w:rFonts w:ascii="Wingdings" w:hAnsi="Wingdings" w:cs="Wingdings" w:hint="default"/>
-      </w:rPr>
-    </w:lvl>
-    <w:lvl w:ilvl="6">
-      <w:numFmt w:val="bullet"/>
-      <w:lvlText w:val=""/>
-      <w:lvlJc w:val="left"/>
-      <w:pPr>
-        <w:ind w:left="5040" w:hanging="360"/>
-      </w:pPr>
-      <w:rPr>
-        <w:rFonts w:ascii="Symbol" w:hAnsi="Symbol" w:cs="Symbol" w:hint="default"/>
-      </w:rPr>
-    </w:lvl>
-    <w:lvl w:ilvl="7">
-      <w:numFmt w:val="bullet"/>
-      <w:lvlText w:val="o"/>
-      <w:lvlJc w:val="left"/>
-      <w:pPr>
-        <w:ind w:left="5760" w:hanging="360"/>
-      </w:pPr>
-      <w:rPr>
-        <w:rFonts w:ascii="Courier New" w:hAnsi="Courier New" w:cs="Courier New" w:hint="default"/>
-      </w:rPr>
-    </w:lvl>
-    <w:lvl w:ilvl="8">
-      <w:numFmt w:val="bullet"/>
-      <w:lvlText w:val=""/>
-      <w:lvlJc w:val="left"/>
-      <w:pPr>
-        <w:ind w:left="6480" w:hanging="360"/>
-      </w:pPr>
-      <w:rPr>
-        <w:rFonts w:ascii="Wingdings" w:hAnsi="Wingdings" w:cs="Wingdings" w:hint="default"/>
-      </w:rPr>
-    </w:lvl>
-  </w:abstractNum>
   <w:num w:numId="1000">
     <w:abstractNumId w:val="990"/>
-  </w:num>
-  <w:num w:numId="1001">
-    <w:abstractNumId w:val="991"/>
-  </w:num>
-  <w:num w:numId="1002">
-    <w:abstractNumId w:val="991"/>
   </w:num>
 </w:numbering>
 </file>
@@ -828,10 +1383,10 @@
   <w:docDefaults>
     <w:rPrDefault>
       <w:rPr>
-        <w:rFonts w:asciiTheme="minorHAnsi" w:cstheme="minorBidi" w:eastAsiaTheme="minorHAnsi" w:hAnsiTheme="minorHAnsi"/>
+        <w:rFonts w:asciiTheme="minorHAnsi" w:cstheme="minorBidi" w:eastAsiaTheme="minorEastAsia" w:hAnsiTheme="minorHAnsi"/>
         <w:sz w:val="24"/>
         <w:szCs w:val="24"/>
-        <w:lang w:bidi="ar-SA" w:eastAsia="en-US" w:val="en-US"/>
+        <w:lang w:bidi="ar-SA" w:eastAsia="zh-CN" w:val="en-US"/>
       </w:rPr>
     </w:rPrDefault>
     <w:pPrDefault>
@@ -883,8 +1438,6 @@
     </w:pPr>
     <w:rPr>
       <w:rFonts w:asciiTheme="majorHAnsi" w:cstheme="majorBidi" w:eastAsiaTheme="majorEastAsia" w:hAnsiTheme="majorHAnsi"/>
-      <w:spacing w:val="-10"/>
-      <w:kern w:val="28"/>
       <w:sz w:val="56"/>
       <w:szCs w:val="56"/>
     </w:rPr>
@@ -897,15 +1450,13 @@
     <w:rsid w:val="00A10FD9"/>
     <w:rPr>
       <w:rFonts w:asciiTheme="majorHAnsi" w:cstheme="majorBidi" w:eastAsiaTheme="majorEastAsia" w:hAnsiTheme="majorHAnsi"/>
-      <w:spacing w:val="-10"/>
-      <w:kern w:val="28"/>
       <w:sz w:val="56"/>
       <w:szCs w:val="56"/>
     </w:rPr>
   </w:style>
   <w:style w:styleId="Subtitle" w:type="paragraph">
     <w:name w:val="Subtitle"/>
-    <w:basedOn w:val="Normal"/>
+    <w:basedOn w:val="Title"/>
     <w:next w:val="BodyText"/>
     <w:link w:val="SubtitleChar"/>
     <w:uiPriority w:val="11"/>
@@ -918,7 +1469,6 @@
     </w:pPr>
     <w:rPr>
       <w:rFonts w:cstheme="majorBidi" w:eastAsiaTheme="majorEastAsia"/>
-      <w:color w:themeColor="text1" w:themeTint="A6" w:val="595959"/>
       <w:spacing w:val="15"/>
       <w:sz w:val="28"/>
       <w:szCs w:val="28"/>
@@ -940,23 +1490,31 @@
   </w:style>
   <w:style w:customStyle="1" w:styleId="Author" w:type="paragraph">
     <w:name w:val="Author"/>
+    <w:basedOn w:val="Title"/>
     <w:next w:val="BodyText"/>
     <w:qFormat/>
     <w:pPr>
       <w:keepNext/>
       <w:keepLines/>
-      <w:jc w:val="center"/>
     </w:pPr>
+    <w:rPr>
+      <w:sz w:val="24"/>
+      <w:szCs w:val="24"/>
+    </w:rPr>
   </w:style>
   <w:style w:styleId="Date" w:type="paragraph">
     <w:name w:val="Date"/>
+    <w:basedOn w:val="Title"/>
     <w:next w:val="BodyText"/>
     <w:qFormat/>
     <w:pPr>
       <w:keepNext/>
       <w:keepLines/>
-      <w:jc w:val="center"/>
     </w:pPr>
+    <w:rPr>
+      <w:sz w:val="24"/>
+      <w:szCs w:val="24"/>
+    </w:rPr>
   </w:style>
   <w:style w:customStyle="1" w:styleId="AbstractTitle" w:type="paragraph">
     <w:name w:val="Abstract Title"/>
@@ -971,7 +1529,6 @@
     </w:pPr>
     <w:rPr>
       <w:b/>
-      <w:color w:val="345A8A"/>
       <w:sz w:val="20"/>
       <w:szCs w:val="20"/>
     </w:rPr>
@@ -1370,13 +1927,6 @@
       </w:tblCellMar>
     </w:tblPr>
     <w:tblStylePr w:type="firstRow">
-      <w:tblPr>
-        <w:jc w:val="left"/>
-        <w:tblInd w:type="dxa" w:w="0"/>
-      </w:tblPr>
-      <w:trPr>
-        <w:jc w:val="left"/>
-      </w:trPr>
       <w:tcPr>
         <w:tcBorders>
           <w:bottom w:val="single"/>
